--- a/templates/akt_pp.docx
+++ b/templates/akt_pp.docx
@@ -149,13 +149,7 @@
           </w:p>
           <w:p>
             <w:r>
-              <w:t>{{ФИО</w:t>
-            </w:r>
-            <w:r>
-              <w:t xml:space="preserve"> продавец</w:t>
-            </w:r>
-            <w:r>
-              <w:t>}}</w:t>
+              <w:t>{{ФИО продавец}} {{Дата рождения продавец}}</w:t>
             </w:r>
           </w:p>
           <w:p>
@@ -234,45 +228,12 @@
               </w:rPr>
             </w:pPr>
             <w:r>
-              <w:rPr>
-                <w:b/>
-                <w:sz w:val="16"/>
-                <w:szCs w:val="16"/>
-                <w:u w:val="single"/>
-              </w:rPr>
-              <w:t>ФИО, паспорт</w:t>
-            </w:r>
-            <w:r>
-              <w:rPr>
-                <w:b/>
-                <w:sz w:val="16"/>
-                <w:szCs w:val="16"/>
-                <w:u w:val="single"/>
-              </w:rPr>
-              <w:t xml:space="preserve">, </w:t>
-            </w:r>
-            <w:r>
-              <w:rPr>
-                <w:b/>
-                <w:sz w:val="16"/>
-                <w:szCs w:val="16"/>
-                <w:u w:val="single"/>
-              </w:rPr>
-              <w:t xml:space="preserve">адрес </w:t>
-            </w:r>
-            <w:r>
-              <w:rPr>
-                <w:b/>
-                <w:sz w:val="24"/>
-                <w:szCs w:val="24"/>
-                <w:u w:val="single"/>
-              </w:rPr>
-              <w:t xml:space="preserve"> </w:t>
+              <w:t xml:space="preserve">ФИО, дата рождения, паспорт, адрес  </w:t>
             </w:r>
           </w:p>
           <w:p>
             <w:r>
-              <w:t>{{ФИО}}</w:t>
+              <w:t>{{ФИО}} {{Дата рождения}}</w:t>
             </w:r>
           </w:p>
           <w:p>
@@ -978,6 +939,11 @@
           <w:szCs w:val="24"/>
         </w:rPr>
         <w:t>________________</w:t>
+      </w:r>
+    </w:p>
+    <w:p>
+      <w:r>
+        <w:t>{{Подпись продавец}}                         {{Подпись}}</w:t>
       </w:r>
     </w:p>
     <w:sectPr>

--- a/templates/akt_pp.docx
+++ b/templates/akt_pp.docx
@@ -102,87 +102,39 @@
         <w:t>ПРОДАВЕЦ</w:t>
       </w:r>
     </w:p>
-    <w:tbl>
-      <w:tblPr>
-        <w:tblStyle w:val="a3"/>
-        <w:tblW w:w="9359" w:type="dxa"/>
-        <w:tblLook w:val="04A0" w:firstRow="1" w:lastRow="0" w:firstColumn="1" w:lastColumn="0" w:noHBand="0" w:noVBand="1"/>
-      </w:tblPr>
-      <w:tblGrid>
-        <w:gridCol w:w="9359"/>
-      </w:tblGrid>
-      <w:tr>
-        <w:trPr>
-          <w:trHeight w:val="998"/>
-        </w:trPr>
-        <w:tc>
-          <w:tcPr>
-            <w:tcW w:w="9359" w:type="dxa"/>
-          </w:tcPr>
-          <w:p>
-            <w:pPr>
-              <w:rPr>
-                <w:b/>
-                <w:sz w:val="24"/>
-                <w:szCs w:val="24"/>
-                <w:u w:val="single"/>
-              </w:rPr>
-            </w:pPr>
-            <w:r>
-              <w:rPr>
-                <w:b/>
-                <w:sz w:val="16"/>
-                <w:szCs w:val="16"/>
-                <w:u w:val="single"/>
-              </w:rPr>
-              <w:t>ФИО, паспорт</w:t>
-            </w:r>
-            <w:r>
-              <w:rPr>
-                <w:b/>
-                <w:sz w:val="24"/>
-                <w:szCs w:val="24"/>
-                <w:u w:val="single"/>
-              </w:rPr>
-              <w:t xml:space="preserve">, </w:t>
-            </w:r>
-          </w:p>
-          <w:p>
-            <w:r>
-              <w:t>{{ФИО продавец}} {{Дата рождения продавец}}</w:t>
-            </w:r>
-          </w:p>
-          <w:p>
-            <w:r>
-              <w:t>{{Паспорт</w:t>
-            </w:r>
-            <w:r>
-              <w:t xml:space="preserve"> продавец</w:t>
-            </w:r>
-            <w:r>
-              <w:t xml:space="preserve">}} </w:t>
-            </w:r>
-          </w:p>
-          <w:p>
-            <w:pPr>
-              <w:rPr>
-                <w:sz w:val="20"/>
-                <w:szCs w:val="20"/>
-              </w:rPr>
-            </w:pPr>
-            <w:r>
-              <w:t>{{Адрес</w:t>
-            </w:r>
-            <w:r>
-              <w:t xml:space="preserve"> продавец</w:t>
-            </w:r>
-            <w:r>
-              <w:t>}}</w:t>
-            </w:r>
-          </w:p>
-        </w:tc>
-      </w:tr>
-    </w:tbl>
+    <w:p>
+      <w:pPr>
+        <w:spacing w:before="0" w:after="20" w:line="240" w:lineRule="auto"/>
+      </w:pPr>
+      <w:r>
+        <w:rPr>
+          <w:b w:val="0"/>
+        </w:rPr>
+        <w:t>ФИО: {{ФИО продавец}}, дата рождения: {{Дата рождения продавец}}</w:t>
+      </w:r>
+    </w:p>
+    <w:p>
+      <w:pPr>
+        <w:spacing w:before="0" w:after="20" w:line="240" w:lineRule="auto"/>
+      </w:pPr>
+      <w:r>
+        <w:rPr>
+          <w:b w:val="0"/>
+        </w:rPr>
+        <w:t>Паспорт: {{Паспорт продавец}}</w:t>
+      </w:r>
+    </w:p>
+    <w:p>
+      <w:pPr>
+        <w:spacing w:before="0" w:after="20" w:line="240" w:lineRule="auto"/>
+      </w:pPr>
+      <w:r>
+        <w:rPr>
+          <w:b w:val="0"/>
+        </w:rPr>
+        <w:t>Адрес регистрации: {{Адрес продавец}}</w:t>
+      </w:r>
+    </w:p>
     <w:p>
       <w:pPr>
         <w:spacing w:line="240" w:lineRule="auto"/>
@@ -201,61 +153,39 @@
         <w:t>ПОКУПАТЕЛЬ</w:t>
       </w:r>
     </w:p>
-    <w:tbl>
-      <w:tblPr>
-        <w:tblStyle w:val="a3"/>
-        <w:tblW w:w="0" w:type="auto"/>
-        <w:tblLook w:val="04A0" w:firstRow="1" w:lastRow="0" w:firstColumn="1" w:lastColumn="0" w:noHBand="0" w:noVBand="1"/>
-      </w:tblPr>
-      <w:tblGrid>
-        <w:gridCol w:w="9345"/>
-      </w:tblGrid>
-      <w:tr>
-        <w:trPr>
-          <w:trHeight w:val="1050"/>
-        </w:trPr>
-        <w:tc>
-          <w:tcPr>
-            <w:tcW w:w="9345" w:type="dxa"/>
-          </w:tcPr>
-          <w:p>
-            <w:pPr>
-              <w:rPr>
-                <w:b/>
-                <w:sz w:val="24"/>
-                <w:szCs w:val="24"/>
-                <w:u w:val="single"/>
-              </w:rPr>
-            </w:pPr>
-            <w:r>
-              <w:t xml:space="preserve">ФИО, дата рождения, паспорт, адрес  </w:t>
-            </w:r>
-          </w:p>
-          <w:p>
-            <w:r>
-              <w:t>{{ФИО}} {{Дата рождения}}</w:t>
-            </w:r>
-          </w:p>
-          <w:p>
-            <w:r>
-              <w:t xml:space="preserve">{{Паспорт}} </w:t>
-            </w:r>
-          </w:p>
-          <w:p>
-            <w:pPr>
-              <w:rPr>
-                <w:sz w:val="20"/>
-                <w:szCs w:val="20"/>
-                <w:lang w:val="en-US"/>
-              </w:rPr>
-            </w:pPr>
-            <w:r>
-              <w:t>{{Адрес}}</w:t>
-            </w:r>
-          </w:p>
-        </w:tc>
-      </w:tr>
-    </w:tbl>
+    <w:p>
+      <w:pPr>
+        <w:spacing w:before="0" w:after="20" w:line="240" w:lineRule="auto"/>
+      </w:pPr>
+      <w:r>
+        <w:rPr>
+          <w:b w:val="0"/>
+        </w:rPr>
+        <w:t>ФИО: {{ФИО}}, дата рождения: {{Дата рождения}}</w:t>
+      </w:r>
+    </w:p>
+    <w:p>
+      <w:pPr>
+        <w:spacing w:before="0" w:after="20" w:line="240" w:lineRule="auto"/>
+      </w:pPr>
+      <w:r>
+        <w:rPr>
+          <w:b w:val="0"/>
+        </w:rPr>
+        <w:t>Паспорт: {{Паспорт}}</w:t>
+      </w:r>
+    </w:p>
+    <w:p>
+      <w:pPr>
+        <w:spacing w:before="0" w:after="20" w:line="240" w:lineRule="auto"/>
+      </w:pPr>
+      <w:r>
+        <w:rPr>
+          <w:b w:val="0"/>
+        </w:rPr>
+        <w:t>Адрес регистрации: {{Адрес}}</w:t>
+      </w:r>
+    </w:p>
     <w:p>
       <w:pPr>
         <w:spacing w:line="240" w:lineRule="auto"/>
@@ -539,254 +469,41 @@
       </w:pPr>
       <w:r>
         <w:rPr>
-          <w:sz w:val="28"/>
-          <w:szCs w:val="28"/>
-        </w:rPr>
-        <w:t>ПТС:</w:t>
-      </w:r>
-      <w:r>
-        <w:rPr>
-          <w:sz w:val="28"/>
-          <w:szCs w:val="28"/>
-        </w:rPr>
-        <w:t xml:space="preserve"> </w:t>
-      </w:r>
-      <w:r>
-        <w:t>{{ПТС}}</w:t>
-      </w:r>
-      <w:r>
-        <w:rPr>
-          <w:sz w:val="28"/>
-          <w:szCs w:val="28"/>
-        </w:rPr>
-        <w:cr/>
-      </w:r>
-      <w:r>
-        <w:rPr>
-          <w:sz w:val="28"/>
-          <w:szCs w:val="28"/>
-        </w:rPr>
-        <w:t>2.</w:t>
-      </w:r>
-      <w:r>
-        <w:rPr>
-          <w:sz w:val="28"/>
-          <w:szCs w:val="28"/>
-        </w:rPr>
-        <w:t xml:space="preserve"> </w:t>
-      </w:r>
-      <w:r>
-        <w:rPr>
-          <w:sz w:val="28"/>
-          <w:szCs w:val="28"/>
-        </w:rPr>
-        <w:t>.</w:t>
-      </w:r>
-      <w:r>
-        <w:rPr>
-          <w:sz w:val="28"/>
-          <w:szCs w:val="28"/>
-        </w:rPr>
-        <w:t xml:space="preserve"> </w:t>
-      </w:r>
-      <w:r>
-        <w:rPr>
-          <w:sz w:val="28"/>
-          <w:szCs w:val="28"/>
-        </w:rPr>
-        <w:t>ПРОДАВЕЦ</w:t>
-      </w:r>
-      <w:r>
-        <w:rPr>
-          <w:sz w:val="28"/>
-          <w:szCs w:val="28"/>
-        </w:rPr>
-        <w:t xml:space="preserve"> </w:t>
-      </w:r>
-      <w:r>
-        <w:rPr>
-          <w:sz w:val="28"/>
-          <w:szCs w:val="28"/>
-        </w:rPr>
-        <w:t>подтверждает,</w:t>
-      </w:r>
-      <w:r>
-        <w:rPr>
-          <w:sz w:val="28"/>
-          <w:szCs w:val="28"/>
-        </w:rPr>
-        <w:t xml:space="preserve"> что данное ТС не заложено, не </w:t>
-      </w:r>
-      <w:r>
-        <w:rPr>
-          <w:sz w:val="28"/>
-          <w:szCs w:val="28"/>
-        </w:rPr>
-        <w:t>арестовано, не находится под обременением третьих лиц.</w:t>
-      </w:r>
-      <w:r>
-        <w:rPr>
-          <w:sz w:val="28"/>
-          <w:szCs w:val="28"/>
-        </w:rPr>
-        <w:t xml:space="preserve"> </w:t>
-      </w:r>
-      <w:r>
-        <w:rPr>
-          <w:sz w:val="28"/>
-          <w:szCs w:val="28"/>
-        </w:rPr>
-        <w:t>3.</w:t>
-      </w:r>
-      <w:r>
-        <w:rPr>
-          <w:sz w:val="28"/>
-          <w:szCs w:val="28"/>
-        </w:rPr>
-        <w:t xml:space="preserve"> </w:t>
-      </w:r>
-      <w:r>
-        <w:rPr>
-          <w:sz w:val="28"/>
-          <w:szCs w:val="28"/>
-        </w:rPr>
-        <w:t xml:space="preserve">ПРОДАВЕЦ </w:t>
-      </w:r>
-      <w:r>
-        <w:rPr>
-          <w:b/>
-          <w:sz w:val="28"/>
-          <w:szCs w:val="28"/>
-        </w:rPr>
-        <w:t xml:space="preserve">ПЕРЕДАЕТ </w:t>
-      </w:r>
-      <w:r>
-        <w:rPr>
-          <w:sz w:val="28"/>
-          <w:szCs w:val="28"/>
-        </w:rPr>
-        <w:t xml:space="preserve">вышеуказанное </w:t>
-      </w:r>
-      <w:r>
-        <w:rPr>
-          <w:b/>
-          <w:sz w:val="28"/>
-          <w:szCs w:val="28"/>
-        </w:rPr>
-        <w:t>ТС</w:t>
-      </w:r>
-      <w:r>
-        <w:rPr>
-          <w:sz w:val="28"/>
-          <w:szCs w:val="28"/>
-        </w:rPr>
-        <w:t xml:space="preserve"> </w:t>
-      </w:r>
-      <w:r>
-        <w:rPr>
-          <w:sz w:val="28"/>
-          <w:szCs w:val="28"/>
-        </w:rPr>
-        <w:t>ПОКУПАТЕЛЮ</w:t>
-      </w:r>
-      <w:r>
-        <w:rPr>
-          <w:sz w:val="28"/>
-          <w:szCs w:val="28"/>
-        </w:rPr>
-        <w:t xml:space="preserve"> </w:t>
-      </w:r>
-      <w:r>
-        <w:rPr>
-          <w:sz w:val="28"/>
-          <w:szCs w:val="28"/>
-        </w:rPr>
-        <w:t>4.</w:t>
-      </w:r>
-      <w:r>
-        <w:rPr>
-          <w:sz w:val="28"/>
-          <w:szCs w:val="28"/>
-        </w:rPr>
-        <w:t xml:space="preserve"> </w:t>
-      </w:r>
-      <w:r>
-        <w:rPr>
-          <w:sz w:val="28"/>
-          <w:szCs w:val="28"/>
-        </w:rPr>
-        <w:t>ПОКУПАТЕЛЬ</w:t>
-      </w:r>
-      <w:r>
-        <w:rPr>
-          <w:sz w:val="28"/>
-          <w:szCs w:val="28"/>
-        </w:rPr>
-        <w:t xml:space="preserve"> сверив номера агрегатов, удовлетворённый внешним видом </w:t>
-      </w:r>
-      <w:r>
-        <w:rPr>
-          <w:sz w:val="28"/>
-          <w:szCs w:val="28"/>
-        </w:rPr>
-        <w:t xml:space="preserve">данного </w:t>
-      </w:r>
-      <w:r>
-        <w:rPr>
-          <w:sz w:val="28"/>
-          <w:szCs w:val="28"/>
-        </w:rPr>
-        <w:t>ТС, и осмотрев ТС во всех ракурсах</w:t>
-      </w:r>
-      <w:r>
-        <w:rPr>
-          <w:sz w:val="28"/>
-          <w:szCs w:val="28"/>
-        </w:rPr>
-        <w:t xml:space="preserve">, </w:t>
-      </w:r>
-      <w:r>
-        <w:rPr>
-          <w:b/>
-          <w:sz w:val="28"/>
-          <w:szCs w:val="28"/>
-        </w:rPr>
-        <w:t>ПРИНИМАЕТ ТС</w:t>
-      </w:r>
-      <w:r>
-        <w:rPr>
-          <w:sz w:val="28"/>
-          <w:szCs w:val="28"/>
-        </w:rPr>
-        <w:t xml:space="preserve"> </w:t>
-      </w:r>
-      <w:r>
-        <w:rPr>
-          <w:sz w:val="28"/>
-          <w:szCs w:val="28"/>
-        </w:rPr>
-        <w:t>и уплачивает его стоимост</w:t>
-      </w:r>
-      <w:r>
-        <w:rPr>
-          <w:sz w:val="28"/>
-          <w:szCs w:val="28"/>
-        </w:rPr>
-        <w:t>ь</w:t>
-      </w:r>
-      <w:r>
-        <w:rPr>
-          <w:sz w:val="28"/>
-          <w:szCs w:val="28"/>
-        </w:rPr>
-        <w:t>.</w:t>
-      </w:r>
-      <w:r>
-        <w:rPr>
-          <w:sz w:val="28"/>
-          <w:szCs w:val="28"/>
-        </w:rPr>
-        <w:t>5.Право собственности на ТС переходит к покупателю с момента подписания акта приема передачи</w:t>
+          <w:sz w:val="22"/>
+        </w:rPr>
+        <w:t>ПТС: {{ПТС}}</w:t>
+      </w:r>
+    </w:p>
+    <w:p>
+      <w:r>
+        <w:rPr>
+          <w:sz w:val="22"/>
+        </w:rPr>
+        <w:t>2. ПРОДАВЕЦ подтверждает, что данное ТС не заложено, не арестовано, не находится под обременением третьих лиц.</w:t>
+      </w:r>
+    </w:p>
+    <w:p>
+      <w:r>
+        <w:rPr>
+          <w:sz w:val="22"/>
+        </w:rPr>
+        <w:t>3. ПРОДАВЕЦ ПЕРЕДАЕТ вышеуказанное ТС ПОКУПАТЕЛЮ.</w:t>
+      </w:r>
+    </w:p>
+    <w:p>
+      <w:r>
+        <w:rPr>
+          <w:sz w:val="22"/>
+        </w:rPr>
+        <w:t>4. ПОКУПАТЕЛЬ, сверив номера агрегатов, удовлетворённый внешним видом данного ТС и осмотрев ТС во всех ракурсах, ПРИНИМАЕТ ТС и уплачивает его стоимость.</w:t>
+      </w:r>
+    </w:p>
+    <w:p>
+      <w:r>
+        <w:rPr>
+          <w:sz w:val="22"/>
+        </w:rPr>
+        <w:t>5. Право собственности на ТС переходит к покупателю с момента подписания акта приема передачи.</w:t>
       </w:r>
     </w:p>
     <w:p>
@@ -816,136 +533,36 @@
     </w:p>
     <w:p>
       <w:pPr>
-        <w:spacing w:line="240" w:lineRule="auto"/>
-        <w:rPr>
-          <w:rFonts w:ascii="Arial Black" w:hAnsi="Arial Black"/>
-          <w:i/>
-          <w:sz w:val="28"/>
-          <w:szCs w:val="28"/>
-        </w:rPr>
-      </w:pPr>
-      <w:r>
-        <w:rPr>
-          <w:b/>
-          <w:bCs/>
-          <w:sz w:val="28"/>
-          <w:szCs w:val="28"/>
-        </w:rPr>
-        <w:t>ПРОДАВЕЦ</w:t>
-      </w:r>
-      <w:r>
-        <w:rPr>
-          <w:rFonts w:ascii="Arial Black" w:hAnsi="Arial Black"/>
-          <w:b/>
-          <w:bCs/>
-          <w:i/>
-          <w:sz w:val="28"/>
-          <w:szCs w:val="28"/>
-        </w:rPr>
-        <w:t>____________</w:t>
-      </w:r>
-      <w:r>
-        <w:rPr>
-          <w:rFonts w:ascii="Arial Black" w:hAnsi="Arial Black"/>
-          <w:i/>
-          <w:sz w:val="28"/>
-          <w:szCs w:val="28"/>
-        </w:rPr>
-        <w:t xml:space="preserve">    </w:t>
-      </w:r>
-      <w:r>
-        <w:rPr>
-          <w:rFonts w:ascii="Arial Black" w:hAnsi="Arial Black"/>
-          <w:i/>
-          <w:sz w:val="28"/>
-          <w:szCs w:val="28"/>
-        </w:rPr>
-        <w:t xml:space="preserve">   </w:t>
-      </w:r>
-      <w:r>
-        <w:rPr>
-          <w:rFonts w:ascii="Arial Black" w:hAnsi="Arial Black"/>
-          <w:i/>
-          <w:sz w:val="28"/>
-          <w:szCs w:val="28"/>
-        </w:rPr>
-        <w:t xml:space="preserve"> </w:t>
-      </w:r>
-      <w:r>
-        <w:rPr>
-          <w:rFonts w:ascii="Arial Black" w:hAnsi="Arial Black"/>
-          <w:i/>
-          <w:sz w:val="28"/>
-          <w:szCs w:val="28"/>
-        </w:rPr>
-        <w:t xml:space="preserve"> </w:t>
-      </w:r>
-      <w:r>
-        <w:rPr>
-          <w:rFonts w:ascii="Arial Black" w:hAnsi="Arial Black"/>
-          <w:i/>
-          <w:sz w:val="28"/>
-          <w:szCs w:val="28"/>
-        </w:rPr>
-        <w:t xml:space="preserve">   </w:t>
-      </w:r>
-      <w:r>
-        <w:rPr>
-          <w:rFonts w:ascii="Arial Black" w:hAnsi="Arial Black"/>
-          <w:i/>
-          <w:sz w:val="28"/>
-          <w:szCs w:val="28"/>
-        </w:rPr>
-        <w:t xml:space="preserve">  </w:t>
-      </w:r>
-      <w:r>
-        <w:rPr>
-          <w:rFonts w:ascii="Arial Black" w:hAnsi="Arial Black"/>
-          <w:b/>
-          <w:bCs/>
-          <w:i/>
-          <w:sz w:val="28"/>
-          <w:szCs w:val="28"/>
-        </w:rPr>
-        <w:t xml:space="preserve"> </w:t>
-      </w:r>
-      <w:r>
-        <w:rPr>
-          <w:rFonts w:ascii="Arial Black" w:hAnsi="Arial Black"/>
-          <w:b/>
-          <w:bCs/>
-          <w:iCs/>
-          <w:sz w:val="24"/>
-          <w:szCs w:val="24"/>
-        </w:rPr>
-        <w:t>ПОКУПАТЕЛ</w:t>
-      </w:r>
-      <w:r>
-        <w:rPr>
-          <w:rFonts w:ascii="Arial Black" w:hAnsi="Arial Black"/>
-          <w:b/>
-          <w:bCs/>
-          <w:iCs/>
-          <w:sz w:val="24"/>
-          <w:szCs w:val="24"/>
-        </w:rPr>
-        <w:t>Ь</w:t>
-      </w:r>
-      <w:r>
-        <w:rPr>
-          <w:rFonts w:ascii="Arial Black" w:hAnsi="Arial Black"/>
-          <w:iCs/>
-          <w:sz w:val="24"/>
-          <w:szCs w:val="24"/>
-        </w:rPr>
-        <w:t>________________</w:t>
-      </w:r>
-    </w:p>
-    <w:p>
-      <w:r>
-        <w:t>{{Подпись продавец}}                         {{Подпись}}</w:t>
-      </w:r>
-    </w:p>
+        <w:tabs>
+          <w:tab w:pos="5328" w:val="left"/>
+        </w:tabs>
+        <w:spacing w:before="160" w:after="0"/>
+      </w:pPr>
+      <w:r>
+        <w:rPr>
+          <w:sz w:val="22"/>
+        </w:rPr>
+        <w:t>Продавец ___________________            Покупатель ___________________</w:t>
+      </w:r>
+    </w:p>
+    <w:p>
+      <w:pPr>
+        <w:tabs>
+          <w:tab w:pos="5328" w:val="left"/>
+        </w:tabs>
+        <w:spacing w:before="0" w:after="0"/>
+      </w:pPr>
+      <w:r>
+        <w:rPr>
+          <w:sz w:val="22"/>
+        </w:rPr>
+        <w:t>{{Подпись продавец}}                                           {{Подпись}}</w:t>
+      </w:r>
+    </w:p>
+    <w:p/>
+    <w:p/>
+    <w:p/>
+    <w:p/>
     <w:sectPr>
       <w:headerReference w:type="even" r:id="rId8"/>
       <w:headerReference w:type="default" r:id="rId9"/>
